--- a/Documentations/UX_Flow_Method_Statement_Studio.docx
+++ b/Documentations/UX_Flow_Method_Statement_Studio.docx
@@ -30007,6 +30007,183 @@
       </w:pPr>
       <w:r>
         <w:t xml:space="preserve"/>
+      </w:r>
+    </w:p>
+    <w:p>
+      <w:r>
+        <w:br w:type="page"/>
+      </w:r>
+    </w:p>
+    <w:p>
+      <w:r>
+        <w:rPr>
+          <w:rFonts w:ascii="Aptos Display" w:hAnsi="Aptos Display"/>
+          <w:b/>
+          <w:color w:val="1F4E79"/>
+          <w:sz w:val="32"/>
+        </w:rPr>
+        <w:t>Latest Development Addendum - 2026-05-04</w:t>
+      </w:r>
+    </w:p>
+    <w:p>
+      <w:r>
+        <w:rPr>
+          <w:rFonts w:ascii="Aptos" w:hAnsi="Aptos"/>
+          <w:sz w:val="20"/>
+        </w:rPr>
+        <w:t>This addendum records the current implemented UX baseline after the frontend redesign work and Settings/Import expansion.</w:t>
+      </w:r>
+    </w:p>
+    <w:p>
+      <w:r>
+        <w:rPr>
+          <w:rFonts w:ascii="Aptos Display" w:hAnsi="Aptos Display"/>
+          <w:b/>
+          <w:color w:val="1F4E79"/>
+          <w:sz w:val="24"/>
+        </w:rPr>
+        <w:t>Navigation Baseline</w:t>
+      </w:r>
+    </w:p>
+    <w:p>
+      <w:r>
+        <w:rPr>
+          <w:rFonts w:ascii="Aptos" w:hAnsi="Aptos"/>
+          <w:sz w:val="20"/>
+        </w:rPr>
+        <w:t>- Primary navigation now follows the prototype workflow: Dashboard, Projects, Trades, Draft Editor, Conflict Review, Export Review, and Settings.</w:t>
+      </w:r>
+    </w:p>
+    <w:p>
+      <w:r>
+        <w:rPr>
+          <w:rFonts w:ascii="Aptos" w:hAnsi="Aptos"/>
+          <w:sz w:val="20"/>
+        </w:rPr>
+        <w:t>- Conflict Review is a separate review surface rather than an inline editor state.</w:t>
+      </w:r>
+    </w:p>
+    <w:p>
+      <w:r>
+        <w:rPr>
+          <w:rFonts w:ascii="Aptos" w:hAnsi="Aptos"/>
+          <w:sz w:val="20"/>
+        </w:rPr>
+        <w:t>- Trades and Knowledge Base document pages paginate content passages so users can move beyond the first 20 passages.</w:t>
+      </w:r>
+    </w:p>
+    <w:p>
+      <w:r>
+        <w:rPr>
+          <w:rFonts w:ascii="Aptos Display" w:hAnsi="Aptos Display"/>
+          <w:b/>
+          <w:color w:val="1F4E79"/>
+          <w:sz w:val="24"/>
+        </w:rPr>
+        <w:t>Draft Editor</w:t>
+      </w:r>
+    </w:p>
+    <w:p>
+      <w:r>
+        <w:rPr>
+          <w:rFonts w:ascii="Aptos" w:hAnsi="Aptos"/>
+          <w:sz w:val="20"/>
+        </w:rPr>
+        <w:t>- Each section exposes a section input field where the user can enter confirmed facts, constraints, exclusions, and sequence notes before drafting.</w:t>
+      </w:r>
+    </w:p>
+    <w:p>
+      <w:r>
+        <w:rPr>
+          <w:rFonts w:ascii="Aptos" w:hAnsi="Aptos"/>
+          <w:sz w:val="20"/>
+        </w:rPr>
+        <w:t>- Draft this section sends section input plus source material to the drafting worker.</w:t>
+      </w:r>
+    </w:p>
+    <w:p>
+      <w:r>
+        <w:rPr>
+          <w:rFonts w:ascii="Aptos" w:hAnsi="Aptos"/>
+          <w:sz w:val="20"/>
+        </w:rPr>
+        <w:t>- Draft output can contain [GAP:] markers that the user should resolve before final export.</w:t>
+      </w:r>
+    </w:p>
+    <w:p>
+      <w:r>
+        <w:rPr>
+          <w:rFonts w:ascii="Aptos Display" w:hAnsi="Aptos Display"/>
+          <w:b/>
+          <w:color w:val="1F4E79"/>
+          <w:sz w:val="24"/>
+        </w:rPr>
+        <w:t>Settings And Import</w:t>
+      </w:r>
+    </w:p>
+    <w:p>
+      <w:r>
+        <w:rPr>
+          <w:rFonts w:ascii="Aptos" w:hAnsi="Aptos"/>
+          <w:sz w:val="20"/>
+        </w:rPr>
+        <w:t>- Settings includes Import, AI Services, Document AI Settings, File Storage testing, and environment status panels.</w:t>
+      </w:r>
+    </w:p>
+    <w:p>
+      <w:r>
+        <w:rPr>
+          <w:rFonts w:ascii="Aptos" w:hAnsi="Aptos"/>
+          <w:sz w:val="20"/>
+        </w:rPr>
+        <w:t>- Import supports browser PDF upload for hosted use and local folder import for local development.</w:t>
+      </w:r>
+    </w:p>
+    <w:p>
+      <w:r>
+        <w:rPr>
+          <w:rFonts w:ascii="Aptos" w:hAnsi="Aptos"/>
+          <w:sz w:val="20"/>
+        </w:rPr>
+        <w:t>- Ingestion Runs can be filtered by latest batch/current run to avoid noise from historical cancelled or failed jobs.</w:t>
+      </w:r>
+    </w:p>
+    <w:p>
+      <w:r>
+        <w:rPr>
+          <w:rFonts w:ascii="Aptos" w:hAnsi="Aptos"/>
+          <w:sz w:val="20"/>
+        </w:rPr>
+        <w:t>- The UI exposes Document AI concurrency and request delay settings for ingestion tuning.</w:t>
+      </w:r>
+    </w:p>
+    <w:p>
+      <w:r>
+        <w:rPr>
+          <w:rFonts w:ascii="Aptos Display" w:hAnsi="Aptos Display"/>
+          <w:b/>
+          <w:color w:val="1F4E79"/>
+          <w:sz w:val="24"/>
+        </w:rPr>
+        <w:t>Hosted UX</w:t>
+      </w:r>
+    </w:p>
+    <w:p>
+      <w:r>
+        <w:rPr>
+          <w:rFonts w:ascii="Aptos" w:hAnsi="Aptos"/>
+          <w:sz w:val="20"/>
+        </w:rPr>
+        <w:t>- In hosted production, provider/API-key settings are shown as managed by Railway unless runtime env writing is explicitly enabled.</w:t>
+      </w:r>
+    </w:p>
+    <w:p>
+      <w:r>
+        <w:rPr>
+          <w:rFonts w:ascii="Aptos" w:hAnsi="Aptos"/>
+          <w:sz w:val="20"/>
+        </w:rPr>
+        <w:t>- File Storage Test gives immediate feedback that Cloudflare R2 is correctly configured.</w:t>
       </w:r>
     </w:p>
     <w:sectPr>
